--- a/az/discovery-articles/3.8 Dəmir yolu.docx
+++ b/az/discovery-articles/3.8 Dəmir yolu.docx
@@ -4,580 +4,386 @@
   <w:body>
     <w:p>
       <w:pPr>
-        <w:keepNext/>
-        <w:spacing w:before="280" w:after="120"/>
+        <w:pStyle w:val="Title"/>
+        <w:widowControl/>
       </w:pPr>
       <w:r>
-        <w:rPr>
-          <w:rFonts w:ascii="Calibri" w:hAnsi="Calibri" w:eastAsia="Calibri"/>
-          <w:b/>
-          <w:i w:val="0"/>
-          <w:color w:val="004E8C"/>
-          <w:sz w:val="44"/>
-        </w:rPr>
         <w:t>3.8 Dəmir yolu</w:t>
       </w:r>
     </w:p>
     <w:p>
       <w:pPr>
-        <w:spacing w:after="80"/>
+        <w:keepNext/>
+        <w:widowControl/>
       </w:pPr>
       <w:r>
         <w:rPr>
-          <w:rFonts w:ascii="Calibri" w:hAnsi="Calibri" w:eastAsia="Calibri"/>
-          <w:b w:val="0"/>
-          <w:i/>
-          <w:color w:val="505050"/>
-          <w:sz w:val="22"/>
+          <w:sz w:val="20"/>
         </w:rPr>
-        <w:t>3. Sənaye, enerji və nəqliyyat</w:t>
-      </w:r>
-    </w:p>
-    <w:p>
-      <w:pPr>
-        <w:spacing w:after="200"/>
-      </w:pPr>
-      <w:r>
-        <w:rPr>
-          <w:rFonts w:ascii="Calibri" w:hAnsi="Calibri" w:eastAsia="Calibri"/>
-          <w:b w:val="0"/>
-          <w:i/>
-          <w:sz w:val="22"/>
-        </w:rPr>
-        <w:t>Dövr: XIX əsrin əvvəlləri (buxar lokomotivli dəmir yolları); daha qədim mədən vaqon yolları | Əsas simalar: Riçard Trevitik; Corc və Robert Stivenson; Britaniya, Avropa və ABŞ-da paralel çalışan ixtiraçılar</w:t>
-      </w:r>
-    </w:p>
-    <w:p>
-      <w:pPr>
-        <w:spacing w:after="160" w:line="276" w:lineRule="auto"/>
-      </w:pPr>
-      <w:r>
-        <w:rPr>
-          <w:rFonts w:ascii="Calibri" w:hAnsi="Calibri" w:eastAsia="Calibri"/>
-          <w:b w:val="0"/>
-          <w:i w:val="0"/>
-          <w:sz w:val="22"/>
-        </w:rPr>
-        <w:t>Dəmir yolu relslər üzərində hərəkət edən qatarlarla sərnişin və yük daşıyan nəqliyyat sistemidir. Polad təkərlə hamar rels arasındakı az sürtünmə ağır yüklərin böyük məsafələrə sürətlə və nisbətən az enerji sərfi ilə daşınmasına imkan yaradır.</w:t>
+        <w:t>3 Sənaye enerji və nəqliyyat</w:t>
       </w:r>
     </w:p>
     <w:p>
       <w:pPr>
         <w:keepNext/>
-        <w:spacing w:before="240" w:after="120"/>
+        <w:widowControl/>
       </w:pPr>
       <w:r>
         <w:rPr>
-          <w:rFonts w:ascii="Calibri" w:hAnsi="Calibri" w:eastAsia="Calibri"/>
-          <w:b/>
-          <w:i w:val="0"/>
-          <w:color w:val="004E8C"/>
-          <w:sz w:val="28"/>
+          <w:sz w:val="20"/>
         </w:rPr>
-        <w:t>Əsas faktlar</w:t>
+        <w:t>Dövr: təxminən XIX əsrin əvvəlləri (buxar lokomotivli dəmir yolları); daha əvvəl mədən vaqon yolları | Əsas şəxslər: Riçard Trevitik; Corc və Robert Stivenson; Britaniya, Avropa və ABŞ-da paralel çalışan ixtiraçılar</w:t>
+      </w:r>
+    </w:p>
+    <w:p>
+      <w:pPr>
+        <w:widowControl/>
+      </w:pPr>
+      <w:r>
+        <w:t>Dəmir yolu kənarında istiqamətləndirici çıxıntısı olan təkərləri, relsləri və lokomotivi birləşdirərək ağır yükləri palçıqlı yollardakı arabalardan xeyli sürətlə daşıdı. O, sənaye yükdaşımalarının və uzaq məsafəyə sərnişin səfərlərinin əsasına çevrildi.</w:t>
+      </w:r>
+    </w:p>
+    <w:p>
+      <w:pPr>
+        <w:pStyle w:val="Heading1"/>
+        <w:widowControl/>
+      </w:pPr>
+      <w:r>
+        <w:t>Əsas məlumatlar</w:t>
       </w:r>
     </w:p>
     <w:p>
       <w:pPr>
         <w:pStyle w:val="ListBullet"/>
+        <w:widowControl/>
       </w:pPr>
       <w:r>
-        <w:rPr>
-          <w:rFonts w:ascii="Calibri" w:hAnsi="Calibri" w:eastAsia="Calibri"/>
-          <w:b w:val="0"/>
-          <w:i w:val="0"/>
-          <w:sz w:val="22"/>
-        </w:rPr>
-        <w:t>İctimai buxar dəmir yollarından əvvəl mədənlərdə taxta və dəmir vaqon yollarından istifadə olunub</w:t>
+        <w:t>Ümumi istifadəli buxar dəmir yollarından əvvəl mədənlərdə taxta və dəmir vaqon yolları vardı.</w:t>
       </w:r>
     </w:p>
     <w:p>
       <w:pPr>
         <w:pStyle w:val="ListBullet"/>
+        <w:widowControl/>
       </w:pPr>
       <w:r>
-        <w:rPr>
-          <w:rFonts w:ascii="Calibri" w:hAnsi="Calibri" w:eastAsia="Calibri"/>
-          <w:b w:val="0"/>
-          <w:i w:val="0"/>
-          <w:sz w:val="22"/>
-        </w:rPr>
-        <w:t>Riçard Trevitik XIX əsrin əvvəllərində relslər üzərində işləyən buxar lokomotivini nümayiş etdirib</w:t>
+        <w:t>Riçard Trevitik 1800-cü illərin əvvəllərində rels üzərində buxar lokomotivini nümayiş etdirdi.</w:t>
       </w:r>
     </w:p>
     <w:p>
       <w:pPr>
         <w:pStyle w:val="ListBullet"/>
+        <w:widowControl/>
       </w:pPr>
       <w:r>
-        <w:rPr>
-          <w:rFonts w:ascii="Calibri" w:hAnsi="Calibri" w:eastAsia="Calibri"/>
-          <w:b w:val="0"/>
-          <w:i w:val="0"/>
-          <w:sz w:val="22"/>
-        </w:rPr>
-        <w:t>Stokton–Darlinqton dəmir yolu (1825) və Liverpul–Mançester dəmir yolu (1830) buxar nəqliyyatının kommersiya imkanlarını göstərib</w:t>
+        <w:t>Stokton–Darlinqton (1825) və Liverpul–Mançester (1830) xətləri kommersiya buxar daşımalarının imkanını göstərdi.</w:t>
       </w:r>
     </w:p>
     <w:p>
       <w:pPr>
         <w:pStyle w:val="ListBullet"/>
+        <w:widowControl/>
       </w:pPr>
       <w:r>
-        <w:rPr>
-          <w:rFonts w:ascii="Calibri" w:hAnsi="Calibri" w:eastAsia="Calibri"/>
-          <w:b w:val="0"/>
-          <w:i w:val="0"/>
-          <w:sz w:val="22"/>
-        </w:rPr>
-        <w:t>Corc və Robert Stivensonun Rocket lokomotivi də daxil olmaqla layihələri erkən lokomotiv quruculuğuna təsir göstərib</w:t>
+        <w:t>Corc və Robert Stivensonun, o cümlədən Rocket lokomotivinin quruluşu ilk lokomotivlərə təsir etdi.</w:t>
       </w:r>
     </w:p>
     <w:p>
       <w:pPr>
         <w:pStyle w:val="ListBullet"/>
+        <w:widowControl/>
       </w:pPr>
       <w:r>
-        <w:rPr>
-          <w:rFonts w:ascii="Calibri" w:hAnsi="Calibri" w:eastAsia="Calibri"/>
-          <w:b w:val="0"/>
-          <w:i w:val="0"/>
-          <w:sz w:val="22"/>
-        </w:rPr>
-        <w:t>Dəmir yolu şəbəkələri səfər vaxtını azaldıb və milli bazarları bir-birinə bağlayıb</w:t>
+        <w:t>Dəmir yolu şəbəkələri səfər vaxtını azaltdı və ölkədaxili bazarları birləşdirdi.</w:t>
       </w:r>
     </w:p>
     <w:p>
       <w:pPr>
-        <w:keepNext/>
-        <w:spacing w:before="240" w:after="120"/>
+        <w:pStyle w:val="Heading1"/>
+        <w:widowControl/>
       </w:pPr>
       <w:r>
-        <w:rPr>
-          <w:rFonts w:ascii="Calibri" w:hAnsi="Calibri" w:eastAsia="Calibri"/>
-          <w:b/>
-          <w:i w:val="0"/>
-          <w:color w:val="004E8C"/>
-          <w:sz w:val="28"/>
-        </w:rPr>
-        <w:t>Bu nədir və necə işləyir?</w:t>
+        <w:t>Bu nədir</w:t>
       </w:r>
     </w:p>
     <w:p>
       <w:pPr>
-        <w:spacing w:after="160" w:line="276" w:lineRule="auto"/>
+        <w:widowControl/>
       </w:pPr>
       <w:r>
-        <w:rPr>
-          <w:rFonts w:ascii="Calibri" w:hAnsi="Calibri" w:eastAsia="Calibri"/>
-          <w:b w:val="0"/>
-          <w:i w:val="0"/>
-          <w:sz w:val="22"/>
-        </w:rPr>
-        <w:t>Dəmir yolu təkərli nəqliyyat vasitələrinin az yuvarlanma müqaviməti ilə hərəkət etdiyi relsli istiqamətləndirici yoldur; qatarı lokomotiv, daha sonra isə elektrik mühərrikləri çəkir və ya itələyir. Hamar relslər və güclü mühərrik bir maşına kömürü, taxılı, poladı və insanları yolların daşıya bilmədiyi həcmdə aparmağa imkan verir. Rels arası məsafə, qoşqu qurğuları, siqnallar və cədvəllər ayrı-ayrı qatarları vahid sistemə çevirir. Gündəlik dillə desək, dəmir yolu sənaye nəqliyyatını müntəzəm edir: ağır yük müəyyən marşrutla və cədvəl üzrə hərəkət edir.</w:t>
+        <w:t>Dəmir yolu təkərli nəqliyyat vasitələrinin az diyirlənmə müqaviməti ilə hərəkət etdiyi rels yoludur. Onları lokomotiv, sonralar isə elektrik mühərrikləri dartır və ya itələyir. Hamar relslə güclü mühərrikin birləşməsi bir maşının adi yollarla müqayisə olunmayacaq həcmdə kömür, taxıl, polad və insan daşımasına imkan verdi. Relslərarası məsafə, qoşqular, siqnallar və cədvəllər ayrı-ayrı qatarları sistemə çevirir. Sadə desək, dəmir yolu ağır yüklərin müəyyən marşrutla və müəyyən vaxtda müntəzəm daşınmasıdır.</w:t>
       </w:r>
     </w:p>
     <w:p>
       <w:pPr>
-        <w:keepNext/>
-        <w:spacing w:before="240" w:after="120"/>
+        <w:pStyle w:val="Heading1"/>
+        <w:widowControl/>
       </w:pPr>
       <w:r>
-        <w:rPr>
-          <w:rFonts w:ascii="Calibri" w:hAnsi="Calibri" w:eastAsia="Calibri"/>
-          <w:b/>
-          <w:i w:val="0"/>
-          <w:color w:val="004E8C"/>
-          <w:sz w:val="28"/>
-        </w:rPr>
-        <w:t>Kim kəşf və ya ixtira edib?</w:t>
+        <w:t>Kim kəşf edib və ya yaradıb</w:t>
       </w:r>
     </w:p>
     <w:p>
       <w:pPr>
-        <w:spacing w:after="160" w:line="276" w:lineRule="auto"/>
+        <w:widowControl/>
       </w:pPr>
       <w:r>
-        <w:rPr>
-          <w:rFonts w:ascii="Calibri" w:hAnsi="Calibri" w:eastAsia="Calibri"/>
-          <w:b w:val="0"/>
-          <w:i w:val="0"/>
-          <w:sz w:val="22"/>
-        </w:rPr>
-        <w:t>Əvvəlcə mədən tramvayları və atların çəkdiyi vaqon yolları yarandı; dəmir yolunun vahid ixtiraçısı yoxdur. Riçard Trevitik yüksək təzyiqli buxarın rels üzərində yük daşıya bildiyini göstərdi. Corc Stivenson və oğlu Robert uzunömürlü lokomotivlər layihələndirdilər və Britaniyada ilk ictimai xətlərin çəkilməsinə kömək etdilər. Avropa və Şimali Amerikadakı başqa mühəndislər yerli yoxuş, körpü və rels arası məsafə məsələlərini həll etdilər. Bu nailiyyətdə mühərrik istehsalçıları, dəmirçilər, yerölçənlər və sərmayədarlar ortaq pay sahibidir.</w:t>
+        <w:t>Əvvəlcə mədən yolları və atla çəkilən vaqonlar vardı; dəmir yolunu bir nəfər icad etməyib. Riçard Trevitik yüksək təzyiqli buxarın relslər üzərində yük çəkə bildiyini göstərdi. Corc Stivenson və oğlu Robert davamlı lokomotivlər hazırladılar, Britaniyanın ilk ümumi istifadəli xətlərinin tikintisində iştirak etdilər. Avropa və Şimali Amerikada başqa mühəndislər yerli yamac, körpü və rels aralığı məsələlərini həll edirdilər. Nailiyyət mühərrik ustalarının, metallurqların, yerölçənlərin və sərmayəçilərin ortaq işi idi.</w:t>
       </w:r>
     </w:p>
     <w:p>
       <w:pPr>
-        <w:keepNext/>
-        <w:spacing w:before="240" w:after="120"/>
+        <w:pStyle w:val="Heading1"/>
+        <w:widowControl/>
       </w:pPr>
       <w:r>
-        <w:rPr>
-          <w:rFonts w:ascii="Calibri" w:hAnsi="Calibri" w:eastAsia="Calibri"/>
-          <w:b/>
-          <w:i w:val="0"/>
-          <w:color w:val="004E8C"/>
-          <w:sz w:val="28"/>
-        </w:rPr>
-        <w:t>Nə vaxt və necə yaranıb?</w:t>
+        <w:t>Nə vaxt və necə yaranıb</w:t>
       </w:r>
     </w:p>
     <w:p>
       <w:pPr>
-        <w:spacing w:after="160" w:line="276" w:lineRule="auto"/>
+        <w:widowControl/>
       </w:pPr>
       <w:r>
-        <w:rPr>
-          <w:rFonts w:ascii="Calibri" w:hAnsi="Calibri" w:eastAsia="Calibri"/>
-          <w:b w:val="0"/>
-          <w:i w:val="0"/>
-          <w:sz w:val="22"/>
-        </w:rPr>
-        <w:t>1820–1830-cu illərdə Britaniyada kommersiya məqsədli buxar sərnişin və yük daşımaları fəaliyyət göstərirdi; başqa ölkələr də bu nümunəni təkrarladı. Relslər taxta və çuqundan döymə dəmirə, daha sonra isə polada keçdi. XIX əsr boyunca şəbəkələr Avropaya, Şimali Amerikaya, Hindistana və başqa ərazilərə yayıldı. Qatarların ardınca tunellər, körpülər və standart saat qurşaqları yarandı. Kömür mədənlərinin, limanların və fabriklərin ucuz iri həcmli daşımaya ehtiyac duyduğu hər yerdə dəmir yolu çəkildi.</w:t>
+        <w:t>1820–1830-cu illərdə Britaniyada kommersiya məqsədli buxar sərnişin və yük daşımaları işləyirdi; başqa ölkələr də bu nümunəni götürdü. Taxta və çuqun relslərdən döymə dəmirə, sonra polada keçildi. XIX əsrdə şəbəkələr Avropaya, Şimali Amerikaya, Hindistana və başqa ərazilərə yayıldı. Qatarlarla birlikdə tunellər, körpülər və standart saat qurşaqları yarandı. Kömürün, limanların və fabriklərin ucuz kütləvi daşımaya ehtiyacı olan yerlərdə relslər çəkilirdi.</w:t>
       </w:r>
     </w:p>
     <w:p>
       <w:pPr>
-        <w:keepNext/>
-        <w:spacing w:before="240" w:after="120"/>
+        <w:pStyle w:val="Heading1"/>
+        <w:widowControl/>
       </w:pPr>
       <w:r>
-        <w:rPr>
-          <w:rFonts w:ascii="Calibri" w:hAnsi="Calibri" w:eastAsia="Calibri"/>
-          <w:b/>
-          <w:i w:val="0"/>
-          <w:color w:val="004E8C"/>
-          <w:sz w:val="28"/>
-        </w:rPr>
-        <w:t>Elmi əhəmiyyəti</w:t>
+        <w:t>Elm üçün əhəmiyyəti</w:t>
       </w:r>
     </w:p>
     <w:p>
       <w:pPr>
-        <w:spacing w:after="160" w:line="276" w:lineRule="auto"/>
+        <w:widowControl/>
       </w:pPr>
       <w:r>
-        <w:rPr>
-          <w:rFonts w:ascii="Calibri" w:hAnsi="Calibri" w:eastAsia="Calibri"/>
-          <w:b w:val="0"/>
-          <w:i w:val="0"/>
-          <w:sz w:val="22"/>
-        </w:rPr>
-        <w:t>Dəmir yolları metallurgiyanın, buxar mühərriki termodinamikasının, körpü layihələndirilməsinin və qitə miqyasında yerölçmənin inkişafını sürətləndirdi. Cədvəllər dəqiq saat, sonradan isə saat qurşaqları tələb etdi. Siqnal və blok sistemləri iri miqyaslı idarəetmə mühəndisliyinin erkən nümunələridir. Dəmir yolunu sürtünməni, relslə təkər arasındakı ilişməni və güc-çəki nisbətini öyrənən hərəkətli laboratoriya kimi təsəvvür etmək olar. Qatar sınmamalı, relsdən çıxmamalı və qazanı susuz qalmamalı idi; buna görə ustaların iş qaydaları ölçülən kəmiyyətlərə çevrildi.</w:t>
+        <w:t>Dəmir yolları metallurgiyanın, buxar mühərriklərinin termodinamikasının, körpü layihələndirməsinin və qitə miqyasında yerölçmənin inkişafını tələb etdi. Cədvəllər dəqiq saatlara, nəhayət, saat qurşaqlarına ehtiyac yaratdı. Siqnalizasiya və sonrakı blok sistemləri iri idarəetmə sistemlərinin erkən nümunələri idi. Dəmir yolunu sürtünmə, təkərlə relsin ilişməsi və gücün çəkiyə nisbəti üçün hərəkətli laboratoriya saymaq olar. Qatar sınmamalı, relsdən çıxmamalı, buxar qazanı susuz qalmamalı idi. Buna görə ustalıq qaydaları ölçülən göstəricilərə çevrildi.</w:t>
       </w:r>
     </w:p>
     <w:p>
       <w:pPr>
-        <w:keepNext/>
-        <w:spacing w:before="240" w:after="120"/>
+        <w:pStyle w:val="Heading1"/>
+        <w:widowControl/>
       </w:pPr>
       <w:r>
-        <w:rPr>
-          <w:rFonts w:ascii="Calibri" w:hAnsi="Calibri" w:eastAsia="Calibri"/>
-          <w:b/>
-          <w:i w:val="0"/>
-          <w:color w:val="004E8C"/>
-          <w:sz w:val="28"/>
-        </w:rPr>
         <w:t>Sonrakı inkişafa təsiri</w:t>
       </w:r>
     </w:p>
     <w:p>
       <w:pPr>
-        <w:spacing w:after="160" w:line="276" w:lineRule="auto"/>
+        <w:widowControl/>
       </w:pPr>
       <w:r>
-        <w:rPr>
-          <w:rFonts w:ascii="Calibri" w:hAnsi="Calibri" w:eastAsia="Calibri"/>
-          <w:b w:val="0"/>
-          <w:i w:val="0"/>
-          <w:sz w:val="22"/>
-        </w:rPr>
-        <w:t>Dəmir yolu ilə daşınan yük fabrik və şəhərləri təmin etdi; sərnişin daşımaları şəhərətrafı yaşayışı və ölkə üzrə əlaqələri genişləndirdi. Qatarların hərəkətini uzlaşdırmaq üçün teleqraf xətləri çox vaxt relslərin kənarı ilə çəkilirdi. Standart hissələr, emalatxanalar və iri şirkətlərin təşkili başqa ağır sənaye sahələrinə nümunə oldu. Sonradan elektrik və dizel dartısı buxarı əvəz etdi, lakin rels və istiqamətləndirici yol prinsipi qaldı. Konteyner limanları və müasir logistika hələ də dəmir yolu dəhlizlərinə əsaslanır.</w:t>
+        <w:t>Yük qatarları fabrikləri və şəhərləri təmin etdi; sərnişin xətləri şəhərətrafı yaşayışı və bölgələri əlaqələndirən dövlət siyasətini formalaşdırdı. Qatarları əlaqələndirmək üçün teleqraf xətləri çox vaxt relslərin yanında çəkilirdi. Standart hissələr, emalatxanalar və şirkətlərin təşkili başqa ağır sənaye sahələrinə nümunə oldu. Sonralar elektrik və dizel dartısı buxarı əvəz etdi, amma rels üzərində istiqamətləndirilən hərəkət prinsipi qaldı. Konteyner limanları və müasir logistika hələ də dəmir yolu dəhlizlərinə söykənir.</w:t>
       </w:r>
     </w:p>
     <w:p>
       <w:pPr>
-        <w:keepNext/>
-        <w:spacing w:before="240" w:after="120"/>
+        <w:pStyle w:val="Heading1"/>
+        <w:widowControl/>
       </w:pPr>
       <w:r>
-        <w:rPr>
-          <w:rFonts w:ascii="Calibri" w:hAnsi="Calibri" w:eastAsia="Calibri"/>
-          <w:b/>
-          <w:i w:val="0"/>
-          <w:color w:val="004E8C"/>
-          <w:sz w:val="28"/>
-        </w:rPr>
-        <w:t>İnsan həyatını necə dəyişdi?</w:t>
+        <w:t>İnsan həyatını necə dəyişib</w:t>
       </w:r>
     </w:p>
     <w:p>
       <w:pPr>
-        <w:spacing w:after="160" w:line="276" w:lineRule="auto"/>
+        <w:widowControl/>
       </w:pPr>
       <w:r>
-        <w:rPr>
-          <w:rFonts w:ascii="Calibri" w:hAnsi="Calibri" w:eastAsia="Calibri"/>
-          <w:b w:val="0"/>
-          <w:i w:val="0"/>
-          <w:sz w:val="22"/>
-        </w:rPr>
-        <w:t>At arabası ilə günlər çəkən səfərlər bir neçə saata endi. Təzə qida, poçt və qəzetlər ölkənin daxili şəhərlərinə çatdı. Sənaye şəhərlərinə köç sürətləndi, kənd bazarları milli qiymət sisteminə bağlandı. Qəzalar, tüstü və torpaqların insanların əlindən alınması bu inkişafın real bədəli idi. Bir əsrdən çox müddətdə adi insan üçün sürət anlayışını dəmir yolu təcəssüm etdirirdi — müasir dünyanın cədvəl üzrə gələn səsi.</w:t>
+        <w:t>Faytonla günlər çəkən səfərlər saatlara endi. Təzə qida, poçt və qəzetlər ölkənin içərilərindəki şəhərlərə çatdı. Sənaye şəhərlərinə köç sürətləndi, kənd bazarları ölkə üzrə qiymətlərlə əlaqələndi. Qəzalar, tüstü və insanların torpaqlarından məhrum edilməsi də bu inkişafın real bədəli idi. Bir əsrdən artıq müddətdə adi insanlar üçün sürət dəmir yolu demək idi — müasir dünya cədvəl üzrə gələn qatarın səsi ilə duyulurdu.</w:t>
       </w:r>
     </w:p>
     <w:p>
       <w:pPr>
-        <w:keepNext/>
-        <w:spacing w:before="240" w:after="120"/>
+        <w:pStyle w:val="Heading1"/>
+        <w:widowControl/>
       </w:pPr>
       <w:r>
-        <w:rPr>
-          <w:rFonts w:ascii="Calibri" w:hAnsi="Calibri" w:eastAsia="Calibri"/>
-          <w:b/>
-          <w:i w:val="0"/>
-          <w:color w:val="004E8C"/>
-          <w:sz w:val="28"/>
-        </w:rPr>
         <w:t>Mənbələr və istinadlar</w:t>
       </w:r>
     </w:p>
     <w:p>
       <w:pPr>
-        <w:keepNext/>
-        <w:spacing w:before="240" w:after="120"/>
+        <w:pStyle w:val="Heading2"/>
+        <w:widowControl/>
       </w:pPr>
       <w:r>
         <w:rPr>
-          <w:rFonts w:ascii="Calibri" w:hAnsi="Calibri" w:eastAsia="Calibri"/>
-          <w:b/>
-          <w:i w:val="0"/>
-          <w:color w:val="004E8C"/>
-          <w:sz w:val="24"/>
+          <w:sz w:val="20"/>
         </w:rPr>
-        <w:t>A. Kitablar və əsas elmi əsərlər</w:t>
+        <w:t>A Kitablar və əsas elmi əsərlər</w:t>
       </w:r>
     </w:p>
     <w:p>
       <w:pPr>
-        <w:spacing w:after="80"/>
-        <w:ind w:left="360"/>
+        <w:widowControl/>
       </w:pPr>
       <w:r>
         <w:rPr>
-          <w:rFonts w:ascii="Calibri" w:hAnsi="Calibri" w:eastAsia="Calibri"/>
-          <w:b w:val="0"/>
-          <w:i w:val="0"/>
-          <w:sz w:val="22"/>
+          <w:sz w:val="20"/>
         </w:rPr>
         <w:t>1. Wolmar, Christian. The Iron Road: An Illustrated History of the Railroad. London: Dorling Kindersley, 2014.</w:t>
       </w:r>
     </w:p>
     <w:p>
       <w:pPr>
-        <w:keepNext/>
-        <w:spacing w:before="240" w:after="120"/>
+        <w:pStyle w:val="Heading2"/>
+        <w:widowControl/>
       </w:pPr>
       <w:r>
         <w:rPr>
-          <w:rFonts w:ascii="Calibri" w:hAnsi="Calibri" w:eastAsia="Calibri"/>
-          <w:b/>
-          <w:i w:val="0"/>
-          <w:color w:val="004E8C"/>
-          <w:sz w:val="24"/>
+          <w:sz w:val="20"/>
         </w:rPr>
-        <w:t>C. Təşkilatların materialları və ensiklopedik mənbələr</w:t>
+        <w:t>C Qurumların materialları və ensiklopedik mənbələr</w:t>
       </w:r>
     </w:p>
     <w:p>
       <w:pPr>
-        <w:spacing w:after="80"/>
-        <w:ind w:left="360"/>
+        <w:widowControl/>
       </w:pPr>
       <w:r>
         <w:rPr>
-          <w:rFonts w:ascii="Calibri" w:hAnsi="Calibri" w:eastAsia="Calibri"/>
-          <w:b w:val="0"/>
-          <w:i w:val="0"/>
-          <w:sz w:val="22"/>
+          <w:sz w:val="20"/>
         </w:rPr>
-        <w:t>1. Encyclopaedia Britannica. “Railroad” (“Dəmir yolu”).</w:t>
-      </w:r>
-      <w:r>
-        <w:rPr>
-          <w:rFonts w:ascii="Calibri" w:hAnsi="Calibri" w:eastAsia="Calibri"/>
-          <w:b w:val="0"/>
-          <w:i w:val="0"/>
-          <w:sz w:val="22"/>
-        </w:rPr>
-        <w:t xml:space="preserve"> </w:t>
+        <w:t xml:space="preserve">1. Encyclopaedia Britannica. 'Railroad.' </w:t>
       </w:r>
       <w:hyperlink r:id="rId9">
         <w:r>
           <w:rPr>
-            <w:rFonts w:ascii="Calibri" w:hAnsi="Calibri" w:eastAsia="Calibri"/>
-            <w:b w:val="0"/>
-            <w:i w:val="0"/>
-            <w:sz w:val="22"/>
-            <w:color w:val="0563C1"/>
-            <w:u w:val="single"/>
+            <w:sz w:val="20"/>
           </w:rPr>
           <w:t>https://www.britannica.com/technology/railroad</w:t>
         </w:r>
       </w:hyperlink>
+      <w:r>
+        <w:rPr>
+          <w:sz w:val="20"/>
+        </w:rPr>
+      </w:r>
     </w:p>
     <w:p>
       <w:pPr>
-        <w:spacing w:after="80"/>
-        <w:ind w:left="360"/>
+        <w:widowControl/>
       </w:pPr>
       <w:r>
         <w:rPr>
-          <w:rFonts w:ascii="Calibri" w:hAnsi="Calibri" w:eastAsia="Calibri"/>
-          <w:b w:val="0"/>
-          <w:i w:val="0"/>
-          <w:sz w:val="22"/>
+          <w:sz w:val="20"/>
         </w:rPr>
-        <w:t>2. Encyclopaedia Britannica. “George Stephenson” (“Corc Stivenson”).</w:t>
-      </w:r>
-      <w:r>
-        <w:rPr>
-          <w:rFonts w:ascii="Calibri" w:hAnsi="Calibri" w:eastAsia="Calibri"/>
-          <w:b w:val="0"/>
-          <w:i w:val="0"/>
-          <w:sz w:val="22"/>
-        </w:rPr>
-        <w:t xml:space="preserve"> </w:t>
+        <w:t xml:space="preserve">2. Encyclopaedia Britannica. 'George Stephenson.' </w:t>
       </w:r>
       <w:hyperlink r:id="rId10">
         <w:r>
           <w:rPr>
-            <w:rFonts w:ascii="Calibri" w:hAnsi="Calibri" w:eastAsia="Calibri"/>
-            <w:b w:val="0"/>
-            <w:i w:val="0"/>
-            <w:sz w:val="22"/>
-            <w:color w:val="0563C1"/>
-            <w:u w:val="single"/>
+            <w:sz w:val="20"/>
           </w:rPr>
           <w:t>https://www.britannica.com/biography/George-Stephenson</w:t>
         </w:r>
       </w:hyperlink>
-    </w:p>
-    <w:p>
-      <w:pPr>
-        <w:keepNext/>
-        <w:spacing w:before="240" w:after="120"/>
-      </w:pPr>
       <w:r>
         <w:rPr>
-          <w:rFonts w:ascii="Calibri" w:hAnsi="Calibri" w:eastAsia="Calibri"/>
-          <w:b/>
-          <w:i w:val="0"/>
-          <w:color w:val="004E8C"/>
-          <w:sz w:val="24"/>
+          <w:sz w:val="20"/>
         </w:rPr>
-        <w:t>D. Muzey, arxiv və kitabxana materialları</w:t>
       </w:r>
     </w:p>
     <w:p>
       <w:pPr>
-        <w:spacing w:after="80"/>
-        <w:ind w:left="360"/>
+        <w:pStyle w:val="Heading2"/>
+        <w:widowControl/>
       </w:pPr>
       <w:r>
         <w:rPr>
-          <w:rFonts w:ascii="Calibri" w:hAnsi="Calibri" w:eastAsia="Calibri"/>
-          <w:b w:val="0"/>
-          <w:i w:val="0"/>
-          <w:sz w:val="22"/>
+          <w:sz w:val="20"/>
         </w:rPr>
-        <w:t>1. Science Museum (London). Dəmir yolu və buxar lokomotivi kolleksiyaları və hekayələri.</w:t>
+        <w:t>D Muzey arxiv və kitabxana materialları</w:t>
       </w:r>
+    </w:p>
+    <w:p>
+      <w:pPr>
+        <w:widowControl/>
+      </w:pPr>
       <w:r>
         <w:rPr>
-          <w:rFonts w:ascii="Calibri" w:hAnsi="Calibri" w:eastAsia="Calibri"/>
-          <w:b w:val="0"/>
-          <w:i w:val="0"/>
-          <w:sz w:val="22"/>
+          <w:sz w:val="20"/>
         </w:rPr>
-        <w:t xml:space="preserve"> </w:t>
+        <w:t xml:space="preserve">1. Science Museum (London). Railway and steam locomotive collections and stories. </w:t>
       </w:r>
       <w:hyperlink r:id="rId11">
         <w:r>
           <w:rPr>
-            <w:rFonts w:ascii="Calibri" w:hAnsi="Calibri" w:eastAsia="Calibri"/>
-            <w:b w:val="0"/>
-            <w:i w:val="0"/>
-            <w:sz w:val="22"/>
-            <w:color w:val="0563C1"/>
-            <w:u w:val="single"/>
+            <w:sz w:val="20"/>
           </w:rPr>
           <w:t>https://www.sciencemuseum.org.uk/objects-and-stories</w:t>
         </w:r>
       </w:hyperlink>
-    </w:p>
-    <w:p>
-      <w:pPr>
-        <w:keepNext/>
-        <w:spacing w:before="240" w:after="120"/>
-      </w:pPr>
       <w:r>
         <w:rPr>
-          <w:rFonts w:ascii="Calibri" w:hAnsi="Calibri" w:eastAsia="Calibri"/>
-          <w:b/>
-          <w:i w:val="0"/>
-          <w:color w:val="004E8C"/>
-          <w:sz w:val="24"/>
+          <w:sz w:val="20"/>
         </w:rPr>
-        <w:t>J. Mətbuat, populyar elmi və ümumi məlumat mənbələri</w:t>
       </w:r>
     </w:p>
     <w:p>
       <w:pPr>
-        <w:spacing w:after="80"/>
-        <w:ind w:left="360"/>
+        <w:pStyle w:val="Heading2"/>
+        <w:widowControl/>
       </w:pPr>
       <w:r>
         <w:rPr>
-          <w:rFonts w:ascii="Calibri" w:hAnsi="Calibri" w:eastAsia="Calibri"/>
-          <w:b w:val="0"/>
-          <w:i w:val="0"/>
-          <w:sz w:val="22"/>
+          <w:sz w:val="20"/>
         </w:rPr>
-        <w:t>1. Smithsonian Magazine. “The World’s First Public Railway Was a Sensation” (“Dünyanın ilk ictimai dəmir yolu böyük maraq doğurdu”).</w:t>
+        <w:t>J Mətbuat elmi kütləvi nəşrlər və ümumi mənbələr</w:t>
       </w:r>
+    </w:p>
+    <w:p>
+      <w:pPr>
+        <w:widowControl/>
+      </w:pPr>
       <w:r>
         <w:rPr>
-          <w:rFonts w:ascii="Calibri" w:hAnsi="Calibri" w:eastAsia="Calibri"/>
-          <w:b w:val="0"/>
-          <w:i w:val="0"/>
-          <w:sz w:val="22"/>
+          <w:sz w:val="20"/>
         </w:rPr>
-        <w:t xml:space="preserve"> </w:t>
+        <w:t xml:space="preserve">1. Smithsonian Magazine. 'The World's First Public Railway Was a Sensation.' </w:t>
       </w:r>
       <w:hyperlink r:id="rId12">
         <w:r>
           <w:rPr>
-            <w:rFonts w:ascii="Calibri" w:hAnsi="Calibri" w:eastAsia="Calibri"/>
-            <w:b w:val="0"/>
-            <w:i w:val="0"/>
-            <w:sz w:val="22"/>
-            <w:color w:val="0563C1"/>
-            <w:u w:val="single"/>
+            <w:sz w:val="20"/>
           </w:rPr>
           <w:t>https://www.smithsonianmag.com/innovation/the-worlds-first-public-railway-was-a-sensation-180983287/</w:t>
         </w:r>
       </w:hyperlink>
+      <w:r>
+        <w:rPr>
+          <w:sz w:val="20"/>
+        </w:rPr>
+      </w:r>
     </w:p>
     <w:sectPr>
-      <w:pgSz w:w="12240" w:h="15840"/>
-      <w:pgMar w:top="1296" w:right="1440" w:bottom="1296" w:left="1440" w:header="720" w:footer="720" w:gutter="0"/>
+      <w:footerReference w:type="default" r:id="rId13"/>
+      <w:pgSz w:w="11906" w:h="16838"/>
+      <w:pgMar w:top="1020" w:right="1134" w:bottom="1020" w:left="1134" w:header="720" w:footer="720" w:gutter="0"/>
       <w:cols w:space="720"/>
       <w:docGrid w:linePitch="360"/>
     </w:sectPr>
   </w:body>
 </w:document>
+</file>
+
+<file path=word/footer1.xml><?xml version="1.0" encoding="utf-8"?>
+<w:ftr xmlns:m="http://schemas.openxmlformats.org/officeDocument/2006/math" xmlns:mc="http://schemas.openxmlformats.org/markup-compatibility/2006" xmlns:mo="http://schemas.microsoft.com/office/mac/office/2008/main" xmlns:mv="urn:schemas-microsoft-com:mac:vml" xmlns:o="urn:schemas-microsoft-com:office:office" xmlns:r="http://schemas.openxmlformats.org/officeDocument/2006/relationships" xmlns:v="urn:schemas-microsoft-com:vml" xmlns:w10="urn:schemas-microsoft-com:office:word" xmlns:w14="http://schemas.microsoft.com/office/word/2010/wordml" xmlns:w="http://schemas.openxmlformats.org/wordprocessingml/2006/main" xmlns:wne="http://schemas.microsoft.com/office/word/2006/wordml" xmlns:wp14="http://schemas.microsoft.com/office/word/2010/wordprocessingDrawing" xmlns:wp="http://schemas.openxmlformats.org/drawingml/2006/wordprocessingDrawing" xmlns:wpc="http://schemas.microsoft.com/office/word/2010/wordprocessingCanvas" xmlns:wpg="http://schemas.microsoft.com/office/word/2010/wordprocessingGroup" xmlns:wpi="http://schemas.microsoft.com/office/word/2010/wordprocessingInk" xmlns:wps="http://schemas.microsoft.com/office/word/2010/wordprocessingShape" mc:Ignorable="w14 wp14">
+  <w:p>
+    <w:pPr>
+      <w:pStyle w:val="Footer"/>
+      <w:jc w:val="right"/>
+    </w:pPr>
+    <w:fldSimple w:instr="PAGE"/>
+  </w:p>
+</w:ftr>
 </file>
 
 <file path=word/numbering.xml><?xml version="1.0" encoding="utf-8"?>
@@ -788,7 +594,7 @@
   <w:docDefaults>
     <w:rPrDefault>
       <w:rPr>
-        <w:rFonts w:asciiTheme="minorHAnsi" w:eastAsiaTheme="minorEastAsia" w:hAnsiTheme="minorHAnsi" w:cstheme="minorBidi"/>
+        <w:rFonts/>
         <w:sz w:val="22"/>
         <w:szCs w:val="22"/>
         <w:lang w:val="en-US" w:eastAsia="en-US" w:bidi="ar-SA"/>
@@ -943,6 +749,15 @@
     <w:name w:val="Normal"/>
     <w:qFormat/>
     <w:rsid w:val="00FC693F"/>
+    <w:pPr>
+      <w:spacing w:after="120" w:line="259" w:lineRule="auto"/>
+    </w:pPr>
+    <w:rPr>
+      <w:rFonts w:ascii="Times New Roman" w:hAnsi="Times New Roman"/>
+      <w:color w:val="000000"/>
+      <w:sz w:val="24"/>
+      <w:lang w:val="az-Latn-AZ"/>
+    </w:rPr>
   </w:style>
   <w:style w:type="paragraph" w:styleId="Header">
     <w:name w:val="header"/>
@@ -999,16 +814,17 @@
     <w:pPr>
       <w:keepNext/>
       <w:keepLines/>
-      <w:spacing w:before="480" w:after="0"/>
+      <w:spacing w:before="480" w:after="120" w:line="259" w:lineRule="auto"/>
       <w:outlineLvl w:val="0"/>
     </w:pPr>
     <w:rPr>
-      <w:rFonts w:asciiTheme="majorHAnsi" w:eastAsiaTheme="majorEastAsia" w:hAnsiTheme="majorHAnsi" w:cstheme="majorBidi"/>
+      <w:rFonts w:ascii="Times New Roman" w:hAnsi="Times New Roman"/>
       <w:b/>
       <w:bCs/>
-      <w:color w:val="365F91" w:themeColor="accent1" w:themeShade="BF"/>
-      <w:sz w:val="28"/>
+      <w:color w:val="000000"/>
+      <w:sz w:val="26"/>
       <w:szCs w:val="28"/>
+      <w:lang w:val="az-Latn-AZ"/>
     </w:rPr>
   </w:style>
   <w:style w:type="paragraph" w:styleId="Heading2">
@@ -1023,16 +839,17 @@
     <w:pPr>
       <w:keepNext/>
       <w:keepLines/>
-      <w:spacing w:before="200" w:after="0"/>
+      <w:spacing w:before="200" w:after="120" w:line="259" w:lineRule="auto"/>
       <w:outlineLvl w:val="1"/>
     </w:pPr>
     <w:rPr>
-      <w:rFonts w:asciiTheme="majorHAnsi" w:eastAsiaTheme="majorEastAsia" w:hAnsiTheme="majorHAnsi" w:cstheme="majorBidi"/>
+      <w:rFonts w:ascii="Times New Roman" w:hAnsi="Times New Roman"/>
       <w:b/>
       <w:bCs/>
-      <w:color w:val="4F81BD" w:themeColor="accent1"/>
+      <w:color w:val="000000"/>
       <w:sz w:val="26"/>
       <w:szCs w:val="26"/>
+      <w:lang w:val="az-Latn-AZ"/>
     </w:rPr>
   </w:style>
   <w:style w:type="paragraph" w:styleId="Heading3">
@@ -1051,7 +868,7 @@
       <w:outlineLvl w:val="2"/>
     </w:pPr>
     <w:rPr>
-      <w:rFonts w:asciiTheme="majorHAnsi" w:eastAsiaTheme="majorEastAsia" w:hAnsiTheme="majorHAnsi" w:cstheme="majorBidi"/>
+      <w:rFonts/>
       <w:b/>
       <w:bCs/>
       <w:color w:val="4F81BD" w:themeColor="accent1"/>
@@ -1074,7 +891,7 @@
       <w:outlineLvl w:val="3"/>
     </w:pPr>
     <w:rPr>
-      <w:rFonts w:asciiTheme="majorHAnsi" w:eastAsiaTheme="majorEastAsia" w:hAnsiTheme="majorHAnsi" w:cstheme="majorBidi"/>
+      <w:rFonts/>
       <w:b/>
       <w:bCs/>
       <w:i/>
@@ -1099,7 +916,7 @@
       <w:outlineLvl w:val="4"/>
     </w:pPr>
     <w:rPr>
-      <w:rFonts w:asciiTheme="majorHAnsi" w:eastAsiaTheme="majorEastAsia" w:hAnsiTheme="majorHAnsi" w:cstheme="majorBidi"/>
+      <w:rFonts/>
       <w:color w:val="243F60" w:themeColor="accent1" w:themeShade="7F"/>
     </w:rPr>
   </w:style>
@@ -1120,7 +937,7 @@
       <w:outlineLvl w:val="5"/>
     </w:pPr>
     <w:rPr>
-      <w:rFonts w:asciiTheme="majorHAnsi" w:eastAsiaTheme="majorEastAsia" w:hAnsiTheme="majorHAnsi" w:cstheme="majorBidi"/>
+      <w:rFonts/>
       <w:i/>
       <w:iCs/>
       <w:color w:val="243F60" w:themeColor="accent1" w:themeShade="7F"/>
@@ -1143,7 +960,7 @@
       <w:outlineLvl w:val="6"/>
     </w:pPr>
     <w:rPr>
-      <w:rFonts w:asciiTheme="majorHAnsi" w:eastAsiaTheme="majorEastAsia" w:hAnsiTheme="majorHAnsi" w:cstheme="majorBidi"/>
+      <w:rFonts/>
       <w:i/>
       <w:iCs/>
       <w:color w:val="404040" w:themeColor="text1" w:themeTint="BF"/>
@@ -1166,7 +983,7 @@
       <w:outlineLvl w:val="7"/>
     </w:pPr>
     <w:rPr>
-      <w:rFonts w:asciiTheme="majorHAnsi" w:eastAsiaTheme="majorEastAsia" w:hAnsiTheme="majorHAnsi" w:cstheme="majorBidi"/>
+      <w:rFonts/>
       <w:color w:val="4F81BD" w:themeColor="accent1"/>
       <w:sz w:val="20"/>
       <w:szCs w:val="20"/>
@@ -1189,7 +1006,7 @@
       <w:outlineLvl w:val="8"/>
     </w:pPr>
     <w:rPr>
-      <w:rFonts w:asciiTheme="majorHAnsi" w:eastAsiaTheme="majorEastAsia" w:hAnsiTheme="majorHAnsi" w:cstheme="majorBidi"/>
+      <w:rFonts/>
       <w:i/>
       <w:iCs/>
       <w:color w:val="404040" w:themeColor="text1" w:themeTint="BF"/>
@@ -1240,7 +1057,7 @@
     <w:uiPriority w:val="9"/>
     <w:rsid w:val="00FC693F"/>
     <w:rPr>
-      <w:rFonts w:asciiTheme="majorHAnsi" w:eastAsiaTheme="majorEastAsia" w:hAnsiTheme="majorHAnsi" w:cstheme="majorBidi"/>
+      <w:rFonts/>
       <w:b/>
       <w:bCs/>
       <w:color w:val="365F91" w:themeColor="accent1" w:themeShade="BF"/>
@@ -1255,7 +1072,7 @@
     <w:uiPriority w:val="9"/>
     <w:rsid w:val="00FC693F"/>
     <w:rPr>
-      <w:rFonts w:asciiTheme="majorHAnsi" w:eastAsiaTheme="majorEastAsia" w:hAnsiTheme="majorHAnsi" w:cstheme="majorBidi"/>
+      <w:rFonts/>
       <w:b/>
       <w:bCs/>
       <w:color w:val="4F81BD" w:themeColor="accent1"/>
@@ -1270,7 +1087,7 @@
     <w:uiPriority w:val="9"/>
     <w:rsid w:val="00FC693F"/>
     <w:rPr>
-      <w:rFonts w:asciiTheme="majorHAnsi" w:eastAsiaTheme="majorEastAsia" w:hAnsiTheme="majorHAnsi" w:cstheme="majorBidi"/>
+      <w:rFonts/>
       <w:b/>
       <w:bCs/>
       <w:color w:val="4F81BD" w:themeColor="accent1"/>
@@ -1285,19 +1102,17 @@
     <w:qFormat/>
     <w:rsid w:val="00FC693F"/>
     <w:pPr>
-      <w:pBdr>
-        <w:bottom w:val="single" w:sz="8" w:space="4" w:color="4F81BD" w:themeColor="accent1"/>
-      </w:pBdr>
-      <w:spacing w:after="300" w:line="240" w:lineRule="auto"/>
+      <w:spacing w:after="120" w:line="259" w:lineRule="auto"/>
       <w:contextualSpacing/>
     </w:pPr>
     <w:rPr>
-      <w:rFonts w:asciiTheme="majorHAnsi" w:eastAsiaTheme="majorEastAsia" w:hAnsiTheme="majorHAnsi" w:cstheme="majorBidi"/>
-      <w:color w:val="17365D" w:themeColor="text2" w:themeShade="BF"/>
+      <w:rFonts w:ascii="Times New Roman" w:hAnsi="Times New Roman"/>
+      <w:color w:val="000000"/>
       <w:spacing w:val="5"/>
       <w:kern w:val="28"/>
-      <w:sz w:val="52"/>
+      <w:sz w:val="40"/>
       <w:szCs w:val="52"/>
+      <w:lang w:val="az-Latn-AZ"/>
     </w:rPr>
   </w:style>
   <w:style w:type="character" w:customStyle="1" w:styleId="TitleChar">
@@ -1307,7 +1122,7 @@
     <w:uiPriority w:val="10"/>
     <w:rsid w:val="00FC693F"/>
     <w:rPr>
-      <w:rFonts w:asciiTheme="majorHAnsi" w:eastAsiaTheme="majorEastAsia" w:hAnsiTheme="majorHAnsi" w:cstheme="majorBidi"/>
+      <w:rFonts/>
       <w:color w:val="17365D" w:themeColor="text2" w:themeShade="BF"/>
       <w:spacing w:val="5"/>
       <w:kern w:val="28"/>
@@ -1329,7 +1144,7 @@
       </w:numPr>
     </w:pPr>
     <w:rPr>
-      <w:rFonts w:asciiTheme="majorHAnsi" w:eastAsiaTheme="majorEastAsia" w:hAnsiTheme="majorHAnsi" w:cstheme="majorBidi"/>
+      <w:rFonts/>
       <w:i/>
       <w:iCs/>
       <w:color w:val="4F81BD" w:themeColor="accent1"/>
@@ -1345,7 +1160,7 @@
     <w:uiPriority w:val="11"/>
     <w:rsid w:val="00FC693F"/>
     <w:rPr>
-      <w:rFonts w:asciiTheme="majorHAnsi" w:eastAsiaTheme="majorEastAsia" w:hAnsiTheme="majorHAnsi" w:cstheme="majorBidi"/>
+      <w:rFonts/>
       <w:i/>
       <w:iCs/>
       <w:color w:val="4F81BD" w:themeColor="accent1"/>
@@ -1470,8 +1285,15 @@
       <w:numPr>
         <w:numId w:val="1"/>
       </w:numPr>
+      <w:spacing w:after="120" w:line="259" w:lineRule="auto"/>
       <w:contextualSpacing/>
     </w:pPr>
+    <w:rPr>
+      <w:rFonts w:ascii="Times New Roman" w:hAnsi="Times New Roman"/>
+      <w:color w:val="000000"/>
+      <w:sz w:val="24"/>
+      <w:lang w:val="az-Latn-AZ"/>
+    </w:rPr>
   </w:style>
   <w:style w:type="paragraph" w:styleId="ListBullet2">
     <w:name w:val="List Bullet 2"/>
@@ -1643,7 +1465,7 @@
     <w:semiHidden/>
     <w:rsid w:val="00FC693F"/>
     <w:rPr>
-      <w:rFonts w:asciiTheme="majorHAnsi" w:eastAsiaTheme="majorEastAsia" w:hAnsiTheme="majorHAnsi" w:cstheme="majorBidi"/>
+      <w:rFonts/>
       <w:b/>
       <w:bCs/>
       <w:i/>
@@ -1659,7 +1481,7 @@
     <w:semiHidden/>
     <w:rsid w:val="00FC693F"/>
     <w:rPr>
-      <w:rFonts w:asciiTheme="majorHAnsi" w:eastAsiaTheme="majorEastAsia" w:hAnsiTheme="majorHAnsi" w:cstheme="majorBidi"/>
+      <w:rFonts/>
       <w:color w:val="243F60" w:themeColor="accent1" w:themeShade="7F"/>
     </w:rPr>
   </w:style>
@@ -1671,7 +1493,7 @@
     <w:semiHidden/>
     <w:rsid w:val="00FC693F"/>
     <w:rPr>
-      <w:rFonts w:asciiTheme="majorHAnsi" w:eastAsiaTheme="majorEastAsia" w:hAnsiTheme="majorHAnsi" w:cstheme="majorBidi"/>
+      <w:rFonts/>
       <w:i/>
       <w:iCs/>
       <w:color w:val="243F60" w:themeColor="accent1" w:themeShade="7F"/>
@@ -1685,7 +1507,7 @@
     <w:semiHidden/>
     <w:rsid w:val="00FC693F"/>
     <w:rPr>
-      <w:rFonts w:asciiTheme="majorHAnsi" w:eastAsiaTheme="majorEastAsia" w:hAnsiTheme="majorHAnsi" w:cstheme="majorBidi"/>
+      <w:rFonts/>
       <w:i/>
       <w:iCs/>
       <w:color w:val="404040" w:themeColor="text1" w:themeTint="BF"/>
@@ -1699,7 +1521,7 @@
     <w:semiHidden/>
     <w:rsid w:val="00FC693F"/>
     <w:rPr>
-      <w:rFonts w:asciiTheme="majorHAnsi" w:eastAsiaTheme="majorEastAsia" w:hAnsiTheme="majorHAnsi" w:cstheme="majorBidi"/>
+      <w:rFonts/>
       <w:color w:val="4F81BD" w:themeColor="accent1"/>
       <w:sz w:val="20"/>
       <w:szCs w:val="20"/>
@@ -1713,7 +1535,7 @@
     <w:semiHidden/>
     <w:rsid w:val="00FC693F"/>
     <w:rPr>
-      <w:rFonts w:asciiTheme="majorHAnsi" w:eastAsiaTheme="majorEastAsia" w:hAnsiTheme="majorHAnsi" w:cstheme="majorBidi"/>
+      <w:rFonts/>
       <w:i/>
       <w:iCs/>
       <w:color w:val="404040" w:themeColor="text1" w:themeTint="BF"/>
@@ -1772,9 +1594,6 @@
     <w:qFormat/>
     <w:rsid w:val="00FC693F"/>
     <w:pPr>
-      <w:pBdr>
-        <w:bottom w:val="single" w:sz="4" w:space="4" w:color="4F81BD" w:themeColor="accent1"/>
-      </w:pBdr>
       <w:spacing w:before="200" w:after="280"/>
       <w:ind w:left="936" w:right="936"/>
     </w:pPr>
@@ -3302,7 +3121,7 @@
         <w:spacing w:before="0" w:after="0" w:line="240" w:lineRule="auto"/>
       </w:pPr>
       <w:rPr>
-        <w:rFonts w:asciiTheme="majorHAnsi" w:eastAsiaTheme="majorEastAsia" w:hAnsiTheme="majorHAnsi" w:cstheme="majorBidi"/>
+        <w:rFonts/>
         <w:b/>
         <w:bCs/>
       </w:rPr>
@@ -3323,7 +3142,7 @@
         <w:spacing w:before="0" w:after="0" w:line="240" w:lineRule="auto"/>
       </w:pPr>
       <w:rPr>
-        <w:rFonts w:asciiTheme="majorHAnsi" w:eastAsiaTheme="majorEastAsia" w:hAnsiTheme="majorHAnsi" w:cstheme="majorBidi"/>
+        <w:rFonts/>
         <w:b/>
         <w:bCs/>
       </w:rPr>
@@ -3341,14 +3160,14 @@
     </w:tblStylePr>
     <w:tblStylePr w:type="firstCol">
       <w:rPr>
-        <w:rFonts w:asciiTheme="majorHAnsi" w:eastAsiaTheme="majorEastAsia" w:hAnsiTheme="majorHAnsi" w:cstheme="majorBidi"/>
+        <w:rFonts/>
         <w:b/>
         <w:bCs/>
       </w:rPr>
     </w:tblStylePr>
     <w:tblStylePr w:type="lastCol">
       <w:rPr>
-        <w:rFonts w:asciiTheme="majorHAnsi" w:eastAsiaTheme="majorEastAsia" w:hAnsiTheme="majorHAnsi" w:cstheme="majorBidi"/>
+        <w:rFonts/>
         <w:b/>
         <w:bCs/>
       </w:rPr>
@@ -3432,7 +3251,7 @@
         <w:spacing w:before="0" w:after="0" w:line="240" w:lineRule="auto"/>
       </w:pPr>
       <w:rPr>
-        <w:rFonts w:asciiTheme="majorHAnsi" w:eastAsiaTheme="majorEastAsia" w:hAnsiTheme="majorHAnsi" w:cstheme="majorBidi"/>
+        <w:rFonts/>
         <w:b/>
         <w:bCs/>
       </w:rPr>
@@ -3453,7 +3272,7 @@
         <w:spacing w:before="0" w:after="0" w:line="240" w:lineRule="auto"/>
       </w:pPr>
       <w:rPr>
-        <w:rFonts w:asciiTheme="majorHAnsi" w:eastAsiaTheme="majorEastAsia" w:hAnsiTheme="majorHAnsi" w:cstheme="majorBidi"/>
+        <w:rFonts/>
         <w:b/>
         <w:bCs/>
       </w:rPr>
@@ -3471,14 +3290,14 @@
     </w:tblStylePr>
     <w:tblStylePr w:type="firstCol">
       <w:rPr>
-        <w:rFonts w:asciiTheme="majorHAnsi" w:eastAsiaTheme="majorEastAsia" w:hAnsiTheme="majorHAnsi" w:cstheme="majorBidi"/>
+        <w:rFonts/>
         <w:b/>
         <w:bCs/>
       </w:rPr>
     </w:tblStylePr>
     <w:tblStylePr w:type="lastCol">
       <w:rPr>
-        <w:rFonts w:asciiTheme="majorHAnsi" w:eastAsiaTheme="majorEastAsia" w:hAnsiTheme="majorHAnsi" w:cstheme="majorBidi"/>
+        <w:rFonts/>
         <w:b/>
         <w:bCs/>
       </w:rPr>
@@ -3562,7 +3381,7 @@
         <w:spacing w:before="0" w:after="0" w:line="240" w:lineRule="auto"/>
       </w:pPr>
       <w:rPr>
-        <w:rFonts w:asciiTheme="majorHAnsi" w:eastAsiaTheme="majorEastAsia" w:hAnsiTheme="majorHAnsi" w:cstheme="majorBidi"/>
+        <w:rFonts/>
         <w:b/>
         <w:bCs/>
       </w:rPr>
@@ -3583,7 +3402,7 @@
         <w:spacing w:before="0" w:after="0" w:line="240" w:lineRule="auto"/>
       </w:pPr>
       <w:rPr>
-        <w:rFonts w:asciiTheme="majorHAnsi" w:eastAsiaTheme="majorEastAsia" w:hAnsiTheme="majorHAnsi" w:cstheme="majorBidi"/>
+        <w:rFonts/>
         <w:b/>
         <w:bCs/>
       </w:rPr>
@@ -3601,14 +3420,14 @@
     </w:tblStylePr>
     <w:tblStylePr w:type="firstCol">
       <w:rPr>
-        <w:rFonts w:asciiTheme="majorHAnsi" w:eastAsiaTheme="majorEastAsia" w:hAnsiTheme="majorHAnsi" w:cstheme="majorBidi"/>
+        <w:rFonts/>
         <w:b/>
         <w:bCs/>
       </w:rPr>
     </w:tblStylePr>
     <w:tblStylePr w:type="lastCol">
       <w:rPr>
-        <w:rFonts w:asciiTheme="majorHAnsi" w:eastAsiaTheme="majorEastAsia" w:hAnsiTheme="majorHAnsi" w:cstheme="majorBidi"/>
+        <w:rFonts/>
         <w:b/>
         <w:bCs/>
       </w:rPr>
@@ -3692,7 +3511,7 @@
         <w:spacing w:before="0" w:after="0" w:line="240" w:lineRule="auto"/>
       </w:pPr>
       <w:rPr>
-        <w:rFonts w:asciiTheme="majorHAnsi" w:eastAsiaTheme="majorEastAsia" w:hAnsiTheme="majorHAnsi" w:cstheme="majorBidi"/>
+        <w:rFonts/>
         <w:b/>
         <w:bCs/>
       </w:rPr>
@@ -3713,7 +3532,7 @@
         <w:spacing w:before="0" w:after="0" w:line="240" w:lineRule="auto"/>
       </w:pPr>
       <w:rPr>
-        <w:rFonts w:asciiTheme="majorHAnsi" w:eastAsiaTheme="majorEastAsia" w:hAnsiTheme="majorHAnsi" w:cstheme="majorBidi"/>
+        <w:rFonts/>
         <w:b/>
         <w:bCs/>
       </w:rPr>
@@ -3731,14 +3550,14 @@
     </w:tblStylePr>
     <w:tblStylePr w:type="firstCol">
       <w:rPr>
-        <w:rFonts w:asciiTheme="majorHAnsi" w:eastAsiaTheme="majorEastAsia" w:hAnsiTheme="majorHAnsi" w:cstheme="majorBidi"/>
+        <w:rFonts/>
         <w:b/>
         <w:bCs/>
       </w:rPr>
     </w:tblStylePr>
     <w:tblStylePr w:type="lastCol">
       <w:rPr>
-        <w:rFonts w:asciiTheme="majorHAnsi" w:eastAsiaTheme="majorEastAsia" w:hAnsiTheme="majorHAnsi" w:cstheme="majorBidi"/>
+        <w:rFonts/>
         <w:b/>
         <w:bCs/>
       </w:rPr>
@@ -3822,7 +3641,7 @@
         <w:spacing w:before="0" w:after="0" w:line="240" w:lineRule="auto"/>
       </w:pPr>
       <w:rPr>
-        <w:rFonts w:asciiTheme="majorHAnsi" w:eastAsiaTheme="majorEastAsia" w:hAnsiTheme="majorHAnsi" w:cstheme="majorBidi"/>
+        <w:rFonts/>
         <w:b/>
         <w:bCs/>
       </w:rPr>
@@ -3843,7 +3662,7 @@
         <w:spacing w:before="0" w:after="0" w:line="240" w:lineRule="auto"/>
       </w:pPr>
       <w:rPr>
-        <w:rFonts w:asciiTheme="majorHAnsi" w:eastAsiaTheme="majorEastAsia" w:hAnsiTheme="majorHAnsi" w:cstheme="majorBidi"/>
+        <w:rFonts/>
         <w:b/>
         <w:bCs/>
       </w:rPr>
@@ -3861,14 +3680,14 @@
     </w:tblStylePr>
     <w:tblStylePr w:type="firstCol">
       <w:rPr>
-        <w:rFonts w:asciiTheme="majorHAnsi" w:eastAsiaTheme="majorEastAsia" w:hAnsiTheme="majorHAnsi" w:cstheme="majorBidi"/>
+        <w:rFonts/>
         <w:b/>
         <w:bCs/>
       </w:rPr>
     </w:tblStylePr>
     <w:tblStylePr w:type="lastCol">
       <w:rPr>
-        <w:rFonts w:asciiTheme="majorHAnsi" w:eastAsiaTheme="majorEastAsia" w:hAnsiTheme="majorHAnsi" w:cstheme="majorBidi"/>
+        <w:rFonts/>
         <w:b/>
         <w:bCs/>
       </w:rPr>
@@ -3952,7 +3771,7 @@
         <w:spacing w:before="0" w:after="0" w:line="240" w:lineRule="auto"/>
       </w:pPr>
       <w:rPr>
-        <w:rFonts w:asciiTheme="majorHAnsi" w:eastAsiaTheme="majorEastAsia" w:hAnsiTheme="majorHAnsi" w:cstheme="majorBidi"/>
+        <w:rFonts/>
         <w:b/>
         <w:bCs/>
       </w:rPr>
@@ -3973,7 +3792,7 @@
         <w:spacing w:before="0" w:after="0" w:line="240" w:lineRule="auto"/>
       </w:pPr>
       <w:rPr>
-        <w:rFonts w:asciiTheme="majorHAnsi" w:eastAsiaTheme="majorEastAsia" w:hAnsiTheme="majorHAnsi" w:cstheme="majorBidi"/>
+        <w:rFonts/>
         <w:b/>
         <w:bCs/>
       </w:rPr>
@@ -3991,14 +3810,14 @@
     </w:tblStylePr>
     <w:tblStylePr w:type="firstCol">
       <w:rPr>
-        <w:rFonts w:asciiTheme="majorHAnsi" w:eastAsiaTheme="majorEastAsia" w:hAnsiTheme="majorHAnsi" w:cstheme="majorBidi"/>
+        <w:rFonts/>
         <w:b/>
         <w:bCs/>
       </w:rPr>
     </w:tblStylePr>
     <w:tblStylePr w:type="lastCol">
       <w:rPr>
-        <w:rFonts w:asciiTheme="majorHAnsi" w:eastAsiaTheme="majorEastAsia" w:hAnsiTheme="majorHAnsi" w:cstheme="majorBidi"/>
+        <w:rFonts/>
         <w:b/>
         <w:bCs/>
       </w:rPr>
@@ -4082,7 +3901,7 @@
         <w:spacing w:before="0" w:after="0" w:line="240" w:lineRule="auto"/>
       </w:pPr>
       <w:rPr>
-        <w:rFonts w:asciiTheme="majorHAnsi" w:eastAsiaTheme="majorEastAsia" w:hAnsiTheme="majorHAnsi" w:cstheme="majorBidi"/>
+        <w:rFonts/>
         <w:b/>
         <w:bCs/>
       </w:rPr>
@@ -4103,7 +3922,7 @@
         <w:spacing w:before="0" w:after="0" w:line="240" w:lineRule="auto"/>
       </w:pPr>
       <w:rPr>
-        <w:rFonts w:asciiTheme="majorHAnsi" w:eastAsiaTheme="majorEastAsia" w:hAnsiTheme="majorHAnsi" w:cstheme="majorBidi"/>
+        <w:rFonts/>
         <w:b/>
         <w:bCs/>
       </w:rPr>
@@ -4121,14 +3940,14 @@
     </w:tblStylePr>
     <w:tblStylePr w:type="firstCol">
       <w:rPr>
-        <w:rFonts w:asciiTheme="majorHAnsi" w:eastAsiaTheme="majorEastAsia" w:hAnsiTheme="majorHAnsi" w:cstheme="majorBidi"/>
+        <w:rFonts/>
         <w:b/>
         <w:bCs/>
       </w:rPr>
     </w:tblStylePr>
     <w:tblStylePr w:type="lastCol">
       <w:rPr>
-        <w:rFonts w:asciiTheme="majorHAnsi" w:eastAsiaTheme="majorEastAsia" w:hAnsiTheme="majorHAnsi" w:cstheme="majorBidi"/>
+        <w:rFonts/>
         <w:b/>
         <w:bCs/>
       </w:rPr>
@@ -5993,7 +5812,7 @@
     </w:tblPr>
     <w:tblStylePr w:type="firstRow">
       <w:rPr>
-        <w:rFonts w:asciiTheme="majorHAnsi" w:eastAsiaTheme="majorEastAsia" w:hAnsiTheme="majorHAnsi" w:cstheme="majorBidi"/>
+        <w:rFonts/>
       </w:rPr>
       <w:tblPr/>
       <w:tcPr>
@@ -6077,7 +5896,7 @@
     </w:tblPr>
     <w:tblStylePr w:type="firstRow">
       <w:rPr>
-        <w:rFonts w:asciiTheme="majorHAnsi" w:eastAsiaTheme="majorEastAsia" w:hAnsiTheme="majorHAnsi" w:cstheme="majorBidi"/>
+        <w:rFonts/>
       </w:rPr>
       <w:tblPr/>
       <w:tcPr>
@@ -6161,7 +5980,7 @@
     </w:tblPr>
     <w:tblStylePr w:type="firstRow">
       <w:rPr>
-        <w:rFonts w:asciiTheme="majorHAnsi" w:eastAsiaTheme="majorEastAsia" w:hAnsiTheme="majorHAnsi" w:cstheme="majorBidi"/>
+        <w:rFonts/>
       </w:rPr>
       <w:tblPr/>
       <w:tcPr>
@@ -6245,7 +6064,7 @@
     </w:tblPr>
     <w:tblStylePr w:type="firstRow">
       <w:rPr>
-        <w:rFonts w:asciiTheme="majorHAnsi" w:eastAsiaTheme="majorEastAsia" w:hAnsiTheme="majorHAnsi" w:cstheme="majorBidi"/>
+        <w:rFonts/>
       </w:rPr>
       <w:tblPr/>
       <w:tcPr>
@@ -6329,7 +6148,7 @@
     </w:tblPr>
     <w:tblStylePr w:type="firstRow">
       <w:rPr>
-        <w:rFonts w:asciiTheme="majorHAnsi" w:eastAsiaTheme="majorEastAsia" w:hAnsiTheme="majorHAnsi" w:cstheme="majorBidi"/>
+        <w:rFonts/>
       </w:rPr>
       <w:tblPr/>
       <w:tcPr>
@@ -6413,7 +6232,7 @@
     </w:tblPr>
     <w:tblStylePr w:type="firstRow">
       <w:rPr>
-        <w:rFonts w:asciiTheme="majorHAnsi" w:eastAsiaTheme="majorEastAsia" w:hAnsiTheme="majorHAnsi" w:cstheme="majorBidi"/>
+        <w:rFonts/>
       </w:rPr>
       <w:tblPr/>
       <w:tcPr>
@@ -6497,7 +6316,7 @@
     </w:tblPr>
     <w:tblStylePr w:type="firstRow">
       <w:rPr>
-        <w:rFonts w:asciiTheme="majorHAnsi" w:eastAsiaTheme="majorEastAsia" w:hAnsiTheme="majorHAnsi" w:cstheme="majorBidi"/>
+        <w:rFonts/>
       </w:rPr>
       <w:tblPr/>
       <w:tcPr>
@@ -6562,7 +6381,7 @@
       <w:spacing w:after="0" w:line="240" w:lineRule="auto"/>
     </w:pPr>
     <w:rPr>
-      <w:rFonts w:asciiTheme="majorHAnsi" w:eastAsiaTheme="majorEastAsia" w:hAnsiTheme="majorHAnsi" w:cstheme="majorBidi"/>
+      <w:rFonts/>
       <w:color w:val="000000" w:themeColor="text1"/>
     </w:rPr>
     <w:tblPr>
@@ -6690,7 +6509,7 @@
       <w:spacing w:after="0" w:line="240" w:lineRule="auto"/>
     </w:pPr>
     <w:rPr>
-      <w:rFonts w:asciiTheme="majorHAnsi" w:eastAsiaTheme="majorEastAsia" w:hAnsiTheme="majorHAnsi" w:cstheme="majorBidi"/>
+      <w:rFonts/>
       <w:color w:val="000000" w:themeColor="text1"/>
     </w:rPr>
     <w:tblPr>
@@ -6818,7 +6637,7 @@
       <w:spacing w:after="0" w:line="240" w:lineRule="auto"/>
     </w:pPr>
     <w:rPr>
-      <w:rFonts w:asciiTheme="majorHAnsi" w:eastAsiaTheme="majorEastAsia" w:hAnsiTheme="majorHAnsi" w:cstheme="majorBidi"/>
+      <w:rFonts/>
       <w:color w:val="000000" w:themeColor="text1"/>
     </w:rPr>
     <w:tblPr>
@@ -6946,7 +6765,7 @@
       <w:spacing w:after="0" w:line="240" w:lineRule="auto"/>
     </w:pPr>
     <w:rPr>
-      <w:rFonts w:asciiTheme="majorHAnsi" w:eastAsiaTheme="majorEastAsia" w:hAnsiTheme="majorHAnsi" w:cstheme="majorBidi"/>
+      <w:rFonts/>
       <w:color w:val="000000" w:themeColor="text1"/>
     </w:rPr>
     <w:tblPr>
@@ -7074,7 +6893,7 @@
       <w:spacing w:after="0" w:line="240" w:lineRule="auto"/>
     </w:pPr>
     <w:rPr>
-      <w:rFonts w:asciiTheme="majorHAnsi" w:eastAsiaTheme="majorEastAsia" w:hAnsiTheme="majorHAnsi" w:cstheme="majorBidi"/>
+      <w:rFonts/>
       <w:color w:val="000000" w:themeColor="text1"/>
     </w:rPr>
     <w:tblPr>
@@ -7202,7 +7021,7 @@
       <w:spacing w:after="0" w:line="240" w:lineRule="auto"/>
     </w:pPr>
     <w:rPr>
-      <w:rFonts w:asciiTheme="majorHAnsi" w:eastAsiaTheme="majorEastAsia" w:hAnsiTheme="majorHAnsi" w:cstheme="majorBidi"/>
+      <w:rFonts/>
       <w:color w:val="000000" w:themeColor="text1"/>
     </w:rPr>
     <w:tblPr>
@@ -7330,7 +7149,7 @@
       <w:spacing w:after="0" w:line="240" w:lineRule="auto"/>
     </w:pPr>
     <w:rPr>
-      <w:rFonts w:asciiTheme="majorHAnsi" w:eastAsiaTheme="majorEastAsia" w:hAnsiTheme="majorHAnsi" w:cstheme="majorBidi"/>
+      <w:rFonts/>
       <w:color w:val="000000" w:themeColor="text1"/>
     </w:rPr>
     <w:tblPr>
@@ -7969,7 +7788,7 @@
       <w:spacing w:after="0" w:line="240" w:lineRule="auto"/>
     </w:pPr>
     <w:rPr>
-      <w:rFonts w:asciiTheme="majorHAnsi" w:eastAsiaTheme="majorEastAsia" w:hAnsiTheme="majorHAnsi" w:cstheme="majorBidi"/>
+      <w:rFonts/>
       <w:color w:val="000000" w:themeColor="text1"/>
     </w:rPr>
     <w:tblPr>
@@ -8094,7 +7913,7 @@
       <w:spacing w:after="0" w:line="240" w:lineRule="auto"/>
     </w:pPr>
     <w:rPr>
-      <w:rFonts w:asciiTheme="majorHAnsi" w:eastAsiaTheme="majorEastAsia" w:hAnsiTheme="majorHAnsi" w:cstheme="majorBidi"/>
+      <w:rFonts/>
       <w:color w:val="000000" w:themeColor="text1"/>
     </w:rPr>
     <w:tblPr>
@@ -8219,7 +8038,7 @@
       <w:spacing w:after="0" w:line="240" w:lineRule="auto"/>
     </w:pPr>
     <w:rPr>
-      <w:rFonts w:asciiTheme="majorHAnsi" w:eastAsiaTheme="majorEastAsia" w:hAnsiTheme="majorHAnsi" w:cstheme="majorBidi"/>
+      <w:rFonts/>
       <w:color w:val="000000" w:themeColor="text1"/>
     </w:rPr>
     <w:tblPr>
@@ -8344,7 +8163,7 @@
       <w:spacing w:after="0" w:line="240" w:lineRule="auto"/>
     </w:pPr>
     <w:rPr>
-      <w:rFonts w:asciiTheme="majorHAnsi" w:eastAsiaTheme="majorEastAsia" w:hAnsiTheme="majorHAnsi" w:cstheme="majorBidi"/>
+      <w:rFonts/>
       <w:color w:val="000000" w:themeColor="text1"/>
     </w:rPr>
     <w:tblPr>
@@ -8469,7 +8288,7 @@
       <w:spacing w:after="0" w:line="240" w:lineRule="auto"/>
     </w:pPr>
     <w:rPr>
-      <w:rFonts w:asciiTheme="majorHAnsi" w:eastAsiaTheme="majorEastAsia" w:hAnsiTheme="majorHAnsi" w:cstheme="majorBidi"/>
+      <w:rFonts/>
       <w:color w:val="000000" w:themeColor="text1"/>
     </w:rPr>
     <w:tblPr>
@@ -8594,7 +8413,7 @@
       <w:spacing w:after="0" w:line="240" w:lineRule="auto"/>
     </w:pPr>
     <w:rPr>
-      <w:rFonts w:asciiTheme="majorHAnsi" w:eastAsiaTheme="majorEastAsia" w:hAnsiTheme="majorHAnsi" w:cstheme="majorBidi"/>
+      <w:rFonts/>
       <w:color w:val="000000" w:themeColor="text1"/>
     </w:rPr>
     <w:tblPr>
@@ -8719,7 +8538,7 @@
       <w:spacing w:after="0" w:line="240" w:lineRule="auto"/>
     </w:pPr>
     <w:rPr>
-      <w:rFonts w:asciiTheme="majorHAnsi" w:eastAsiaTheme="majorEastAsia" w:hAnsiTheme="majorHAnsi" w:cstheme="majorBidi"/>
+      <w:rFonts/>
       <w:color w:val="000000" w:themeColor="text1"/>
     </w:rPr>
     <w:tblPr>

--- a/az/discovery-articles/3.8 Dəmir yolu.docx
+++ b/az/discovery-articles/3.8 Dəmir yolu.docx
@@ -32,7 +32,7 @@
         <w:rPr>
           <w:sz w:val="20"/>
         </w:rPr>
-        <w:t>Dövr: təxminən XIX əsrin əvvəlləri (buxar lokomotivli dəmir yolları); daha əvvəl mədən vaqon yolları | Əsas şəxslər: Riçard Trevitik; Corc və Robert Stivenson; Britaniya, Avropa və ABŞ-da paralel çalışan ixtiraçılar</w:t>
+        <w:t>Dövr: XIX əsrin əvvəlləri — buxar lokomotivli dəmir yollarının yaranması; daha qədim dövrlərdə mədənlərdə vaqon yollarından istifadə | Əsas şəxslər: Riçard Trevitik, Corc və Robert Stivenson; Britaniyada, Avropanın digər ölkələrində və ABŞ-da eyni dövrdə çalışan ixtiraçılar</w:t>
       </w:r>
     </w:p>
     <w:p>
@@ -40,7 +40,7 @@
         <w:widowControl/>
       </w:pPr>
       <w:r>
-        <w:t>Dəmir yolu kənarında istiqamətləndirici çıxıntısı olan təkərləri, relsləri və lokomotivi birləşdirərək ağır yükləri palçıqlı yollardakı arabalardan xeyli sürətlə daşıdı. O, sənaye yükdaşımalarının və uzaq məsafəyə sərnişin səfərlərinin əsasına çevrildi.</w:t>
+        <w:t>Dəmir yolu relsləri, lokomotivi və relsdə hərəkətə uyğunlaşdırılmış təkərləri vahid sistemdə birləşdirdi. Təkərlərin kənarındakı çıxıntılar onların relsdən yana sürüşməsinin qarşısını almağa kömək edirdi. Bu sistem ağır yükləri palçıqlı yollarda gedən arabalardan qat-qat sürətlə daşımağa imkan verdi. Dəmir yolu sənaye yüklərinin və uzaq məsafələrə gedən sərnişinlərin daşınmasında əsas vasitələrdən birinə çevrildi.</w:t>
       </w:r>
     </w:p>
     <w:p>
@@ -58,7 +58,7 @@
         <w:widowControl/>
       </w:pPr>
       <w:r>
-        <w:t>Ümumi istifadəli buxar dəmir yollarından əvvəl mədənlərdə taxta və dəmir vaqon yolları vardı.</w:t>
+        <w:t>Hamının istifadə edə bildiyi buxar dəmir yollarından əvvəl mədənlərdə vaqonlar üçün taxta və dəmir relsli yollar vardı.</w:t>
       </w:r>
     </w:p>
     <w:p>
@@ -67,7 +67,7 @@
         <w:widowControl/>
       </w:pPr>
       <w:r>
-        <w:t>Riçard Trevitik 1800-cü illərin əvvəllərində rels üzərində buxar lokomotivini nümayiş etdirdi.</w:t>
+        <w:t>Riçard Trevitik 1800-cü illərin əvvəllərində buxar lokomotivinin rels üzərində yük daşıya bildiyini nümayiş etdirdi.</w:t>
       </w:r>
     </w:p>
     <w:p>
@@ -76,7 +76,7 @@
         <w:widowControl/>
       </w:pPr>
       <w:r>
-        <w:t>Stokton–Darlinqton (1825) və Liverpul–Mançester (1830) xətləri kommersiya buxar daşımalarının imkanını göstərdi.</w:t>
+        <w:t>Stokton–Darlinqton (1825) və Liverpul–Mançester (1830) xətləri buxar lokomotivlərindən gəlir gətirən yük və sərnişin daşımalarında istifadə etməyin mümkün olduğunu göstərdi.</w:t>
       </w:r>
     </w:p>
     <w:p>
@@ -85,7 +85,7 @@
         <w:widowControl/>
       </w:pPr>
       <w:r>
-        <w:t>Corc və Robert Stivensonun, o cümlədən Rocket lokomotivinin quruluşu ilk lokomotivlərə təsir etdi.</w:t>
+        <w:t>Corc və Robert Stivensonun hazırladığı lokomotivlər, o cümlədən «Rocket», sonrakı lokomotivlərin quruluşuna təsir etdi.</w:t>
       </w:r>
     </w:p>
     <w:p>
@@ -94,7 +94,7 @@
         <w:widowControl/>
       </w:pPr>
       <w:r>
-        <w:t>Dəmir yolu şəbəkələri səfər vaxtını azaltdı və ölkədaxili bazarları birləşdirdi.</w:t>
+        <w:t>Dəmir yolu şəbəkələri səfərləri qısaltdı və ölkənin müxtəlif bölgələrindəki bazarlar arasında əlaqələri gücləndirdi.</w:t>
       </w:r>
     </w:p>
     <w:p>
@@ -103,15 +103,7 @@
         <w:widowControl/>
       </w:pPr>
       <w:r>
-        <w:t>Bu nədir</w:t>
-      </w:r>
-    </w:p>
-    <w:p>
-      <w:pPr>
-        <w:widowControl/>
-      </w:pPr>
-      <w:r>
-        <w:t>Dəmir yolu təkərli nəqliyyat vasitələrinin az diyirlənmə müqaviməti ilə hərəkət etdiyi rels yoludur. Onları lokomotiv, sonralar isə elektrik mühərrikləri dartır və ya itələyir. Hamar relslə güclü mühərrikin birləşməsi bir maşının adi yollarla müqayisə olunmayacaq həcmdə kömür, taxıl, polad və insan daşımasına imkan verdi. Relslərarası məsafə, qoşqular, siqnallar və cədvəllər ayrı-ayrı qatarları sistemə çevirir. Sadə desək, dəmir yolu ağır yüklərin müəyyən marşrutla və müəyyən vaxtda müntəzəm daşınmasıdır.</w:t>
+        <w:t>Bu nədir?</w:t>
       </w:r>
     </w:p>
     <w:p>
@@ -120,15 +112,7 @@
         <w:widowControl/>
       </w:pPr>
       <w:r>
-        <w:t>Kim kəşf edib və ya yaradıb</w:t>
-      </w:r>
-    </w:p>
-    <w:p>
-      <w:pPr>
-        <w:widowControl/>
-      </w:pPr>
-      <w:r>
-        <w:t>Əvvəlcə mədən yolları və atla çəkilən vaqonlar vardı; dəmir yolunu bir nəfər icad etməyib. Riçard Trevitik yüksək təzyiqli buxarın relslər üzərində yük çəkə bildiyini göstərdi. Corc Stivenson və oğlu Robert davamlı lokomotivlər hazırladılar, Britaniyanın ilk ümumi istifadəli xətlərinin tikintisində iştirak etdilər. Avropa və Şimali Amerikada başqa mühəndislər yerli yamac, körpü və rels aralığı məsələlərini həll edirdilər. Nailiyyət mühərrik ustalarının, metallurqların, yerölçənlərin və sərmayəçilərin ortaq işi idi.</w:t>
+        <w:t>Dəmir yolu qatarların relslər üzərində hərəkət etdiyi nəqliyyat sistemidir. Təkərin hamar rels üzərində diyirlənməsinə müqavimət az olduğundan ağır yükü nisbətən az enerji ilə daşımaq mümkündür.</w:t>
       </w:r>
     </w:p>
     <w:p>
@@ -137,15 +121,106 @@
         <w:widowControl/>
       </w:pPr>
       <w:r>
-        <w:t>Nə vaxt və necə yaranıb</w:t>
+        <w:t>İlk qatarlarda vaqonları əsasən buxar lokomotivi çəkirdi. Sonralar dizel və elektrik mühərriklərindən də istifadə olunmağa başladı. Güclü mühərriklə rels yolunun birləşməsi bir qatarla çoxlu kömür, taxıl, polad və sərnişin daşımağa imkan verdi.</w:t>
       </w:r>
     </w:p>
     <w:p>
       <w:pPr>
+        <w:pStyle w:val="Heading1"/>
         <w:widowControl/>
       </w:pPr>
       <w:r>
-        <w:t>1820–1830-cu illərdə Britaniyada kommersiya məqsədli buxar sərnişin və yük daşımaları işləyirdi; başqa ölkələr də bu nümunəni götürdü. Taxta və çuqun relslərdən döymə dəmirə, sonra polada keçildi. XIX əsrdə şəbəkələr Avropaya, Şimali Amerikaya, Hindistana və başqa ərazilərə yayıldı. Qatarlarla birlikdə tunellər, körpülər və standart saat qurşaqları yarandı. Kömürün, limanların və fabriklərin ucuz kütləvi daşımaya ehtiyacı olan yerlərdə relslər çəkilirdi.</w:t>
+        <w:t>Dəmir yolu yalnız rels və lokomotivdən ibarət deyil. Relslər arasındakı məsafə, vaqonları birləşdirən qurğular, işarə və siqnal sistemi, eləcə də hərəkət cədvəlləri bir-birinə uyğun olmalıdır. Bunlar birlikdə qatarların müəyyən marşrut üzrə müntəzəm və təhlükəsiz hərəkətini təşkil edir.</w:t>
+      </w:r>
+    </w:p>
+    <w:p>
+      <w:pPr>
+        <w:pStyle w:val="Heading1"/>
+        <w:widowControl/>
+      </w:pPr>
+      <w:r>
+        <w:t>Kim yaradıb?</w:t>
+      </w:r>
+    </w:p>
+    <w:p>
+      <w:pPr>
+        <w:pStyle w:val="Heading1"/>
+        <w:widowControl/>
+      </w:pPr>
+      <w:r>
+        <w:t>Dəmir yolunu bir nəfər ixtira etməyib. Buxar lokomotivindən əvvəl də mədən yolları və atla çəkilən vaqonlar vardı.</w:t>
+      </w:r>
+    </w:p>
+    <w:p>
+      <w:pPr>
+        <w:pStyle w:val="Heading1"/>
+        <w:widowControl/>
+      </w:pPr>
+      <w:r>
+        <w:t>Riçard Trevitik yüksək təzyiqli buxarla işləyən lokomotivin relslər üzərində yük çəkə bildiyini göstərdi. Corc Stivenson və oğlu Robert etibarlı lokomotivlər hazırladılar, Britaniyanın ilk ümumi istifadəli dəmir yolu xətlərinin qurulmasında iştirak etdilər.</w:t>
+      </w:r>
+    </w:p>
+    <w:p>
+      <w:pPr>
+        <w:pStyle w:val="Heading1"/>
+        <w:widowControl/>
+      </w:pPr>
+      <w:r>
+        <w:t>Avropanın başqa ölkələrində və Şimali Amerikada mühəndislər yolları yerli şəraitə uyğunlaşdırırdılar. Onlar yamaclardan keçmək, körpülər tikmək və relslər arasındakı məsafəni müəyyənləşdirmək kimi məsələləri həll edirdilər.</w:t>
+      </w:r>
+    </w:p>
+    <w:p>
+      <w:pPr>
+        <w:pStyle w:val="Heading1"/>
+        <w:widowControl/>
+      </w:pPr>
+      <w:r>
+        <w:t>Bu nailiyyət mühərrik ustalarının, metallurqların, yerölçənlərin və tikintiyə sərmayə qoyanların birgə əməyinin nəticəsi idi.</w:t>
+      </w:r>
+    </w:p>
+    <w:p>
+      <w:pPr>
+        <w:pStyle w:val="Heading1"/>
+        <w:widowControl/>
+      </w:pPr>
+      <w:r>
+        <w:t>Nə vaxt və necə yaranıb?</w:t>
+      </w:r>
+    </w:p>
+    <w:p>
+      <w:pPr>
+        <w:pStyle w:val="Heading1"/>
+        <w:widowControl/>
+      </w:pPr>
+      <w:r>
+        <w:t>1820–1830-cu illərdə Britaniyada buxar lokomotivləri ilə kommersiya məqsədli yük və sərnişin daşımaları həyata keçirilirdi. Başqa ölkələr də bu təcrübədən yararlanmağa başladılar.</w:t>
+      </w:r>
+    </w:p>
+    <w:p>
+      <w:pPr>
+        <w:pStyle w:val="Heading1"/>
+        <w:widowControl/>
+      </w:pPr>
+      <w:r>
+        <w:t>Əvvəl taxtadan və çuqundan hazırlanan relslər sonralar döymə dəmirdən, daha sonra isə poladdan istehsal edildi. XIX əsrdə dəmir yolu şəbəkələri Avropada, Şimali Amerikada, Hindistanda və başqa ərazilərdə genişləndi.</w:t>
+      </w:r>
+    </w:p>
+    <w:p>
+      <w:pPr>
+        <w:pStyle w:val="Heading1"/>
+        <w:widowControl/>
+      </w:pPr>
+      <w:r>
+        <w:t>Yollar uzandıqca yeni tunellər və körpülər tikildi. Qatarların hərəkətini əlaqələndirmək ehtiyacı vaxtın vahid qaydada hesablanmasına və sonralar saat qurşaqlarının qəbuluna da təkan verdi.</w:t>
+      </w:r>
+    </w:p>
+    <w:p>
+      <w:pPr>
+        <w:pStyle w:val="Heading1"/>
+        <w:widowControl/>
+      </w:pPr>
+      <w:r>
+        <w:t>Kömür mədənlərini, limanları və fabrikləri birləşdirən xətlər xüsusilə əhəmiyyətli idi. Bu yerlər arasında böyük həcmdə yükün ucuz daşınmasına ehtiyac vardı.</w:t>
       </w:r>
     </w:p>
     <w:p>
@@ -159,10 +234,38 @@
     </w:p>
     <w:p>
       <w:pPr>
+        <w:pStyle w:val="Heading1"/>
         <w:widowControl/>
       </w:pPr>
       <w:r>
-        <w:t>Dəmir yolları metallurgiyanın, buxar mühərriklərinin termodinamikasının, körpü layihələndirməsinin və qitə miqyasında yerölçmənin inkişafını tələb etdi. Cədvəllər dəqiq saatlara, nəhayət, saat qurşaqlarına ehtiyac yaratdı. Siqnalizasiya və sonrakı blok sistemləri iri idarəetmə sistemlərinin erkən nümunələri idi. Dəmir yolunu sürtünmə, təkərlə relsin ilişməsi və gücün çəkiyə nisbəti üçün hərəkətli laboratoriya saymaq olar. Qatar sınmamalı, relsdən çıxmamalı, buxar qazanı susuz qalmamalı idi. Buna görə ustalıq qaydaları ölçülən göstəricilərə çevrildi.</w:t>
+        <w:t>Dəmir yollarının inkişafı daha möhkəm metallar, səmərəli buxar mühərrikləri, etibarlı körpülər və geniş ərazilərdə dəqiq yerölçmələr tələb edirdi. Qatar cədvəlləri isə müxtəlif məntəqələrdəki saatların bir-birinə uyğunlaşdırılmasını zəruri etdi.</w:t>
+      </w:r>
+    </w:p>
+    <w:p>
+      <w:pPr>
+        <w:pStyle w:val="Heading1"/>
+        <w:widowControl/>
+      </w:pPr>
+      <w:r>
+        <w:t>Siqnalizasiya və sonrakı blok sistemləri qatarların hərəkətini idarə etməyə kömək edirdi. Blok sistemində yol hissələrə bölünür və qatarların həmin hissələrə daxil olması nəzarətdə saxlanılır.</w:t>
+      </w:r>
+    </w:p>
+    <w:p>
+      <w:pPr>
+        <w:pStyle w:val="Heading1"/>
+        <w:widowControl/>
+      </w:pPr>
+      <w:r>
+        <w:t>Dəmir yolunda sürtünmənin, təkərlə rels arasındakı ilişmənin və mühərrik gücünün daşınan yükə uyğunluğunun praktik əhəmiyyəti aydın görünürdü. Qatarın hissələri yükə davam gətirməli, təkərlər relsdən çıxmamalı, buxar qazanında suyun səviyyəsi təhlükəli həddə enməməli idi.</w:t>
+      </w:r>
+    </w:p>
+    <w:p>
+      <w:pPr>
+        <w:pStyle w:val="Heading1"/>
+        <w:widowControl/>
+      </w:pPr>
+      <w:r>
+        <w:t>Buna görə ustaların təcrübə ilə bildikləri qaydalar tədricən ölçmələrə, hesablamalara və yoxlanılan texniki tələblərə çevrildi.</w:t>
       </w:r>
     </w:p>
     <w:p>
@@ -176,10 +279,11 @@
     </w:p>
     <w:p>
       <w:pPr>
+        <w:pStyle w:val="Heading1"/>
         <w:widowControl/>
       </w:pPr>
       <w:r>
-        <w:t>Yük qatarları fabrikləri və şəhərləri təmin etdi; sərnişin xətləri şəhərətrafı yaşayışı və bölgələri əlaqələndirən dövlət siyasətini formalaşdırdı. Qatarları əlaqələndirmək üçün teleqraf xətləri çox vaxt relslərin yanında çəkilirdi. Standart hissələr, emalatxanalar və şirkətlərin təşkili başqa ağır sənaye sahələrinə nümunə oldu. Sonralar elektrik və dizel dartısı buxarı əvəz etdi, amma rels üzərində istiqamətləndirilən hərəkət prinsipi qaldı. Konteyner limanları və müasir logistika hələ də dəmir yolu dəhlizlərinə söykənir.</w:t>
+        <w:t>Yük qatarları fabriklərə xammal, şəhərlərə isə ərzaq və başqa mallar çatdırırdı. Sərnişin xətləri şəhərətrafı yaşayış məntəqələrinin böyüməsinə və dövlətlərin bölgələr arasında əlaqələri gücləndirmək siyasətinə təsir göstərdi.</w:t>
       </w:r>
     </w:p>
     <w:p>
@@ -188,15 +292,61 @@
         <w:widowControl/>
       </w:pPr>
       <w:r>
-        <w:t>İnsan həyatını necə dəyişib</w:t>
+        <w:t>Qatarların hərəkətini əlaqələndirmək üçün teleqraf xətləri çox vaxt dəmir yolu boyunca çəkilirdi. Eyni ölçü və tələblərlə hazırlanan hissələr, təmir emalatxanaları və dəmir yolu şirkətlərinin idarə olunması başqa ağır sənaye sahələri üçün də nümunə oldu.</w:t>
       </w:r>
     </w:p>
     <w:p>
       <w:pPr>
+        <w:pStyle w:val="Heading1"/>
         <w:widowControl/>
       </w:pPr>
       <w:r>
-        <w:t>Faytonla günlər çəkən səfərlər saatlara endi. Təzə qida, poçt və qəzetlər ölkənin içərilərindəki şəhərlərə çatdı. Sənaye şəhərlərinə köç sürətləndi, kənd bazarları ölkə üzrə qiymətlərlə əlaqələndi. Qəzalar, tüstü və insanların torpaqlarından məhrum edilməsi də bu inkişafın real bədəli idi. Bir əsrdən artıq müddətdə adi insanlar üçün sürət dəmir yolu demək idi — müasir dünya cədvəl üzrə gələn qatarın səsi ilə duyulurdu.</w:t>
+        <w:t>Sonralar buxar lokomotivlərinin yerini əsasən dizel və elektrik lokomotivləri tutdu. Ancaq qatarın relslər üzrə hərəkət etməsi prinsipi dəyişmədi. Konteyner limanlarının işi və müasir yükdaşıma şəbəkələri də mühüm dəmir yolu xətlərinə söykənir.</w:t>
+      </w:r>
+    </w:p>
+    <w:p>
+      <w:pPr>
+        <w:pStyle w:val="Heading1"/>
+        <w:widowControl/>
+      </w:pPr>
+      <w:r>
+        <w:t>İnsan həyatını necə dəyişib?</w:t>
+      </w:r>
+    </w:p>
+    <w:p>
+      <w:pPr>
+        <w:pStyle w:val="Heading1"/>
+        <w:widowControl/>
+      </w:pPr>
+      <w:r>
+        <w:t>Faytonla günlərlə çəkən bəzi səfərləri qatarla bir neçə saata başa vurmaq mümkün oldu. Təzə ərzaq, poçt və qəzetlər ölkənin ucqar və daxili bölgələrindəki şəhərlərə daha tez çatırdı.</w:t>
+      </w:r>
+    </w:p>
+    <w:p>
+      <w:pPr>
+        <w:pStyle w:val="Heading1"/>
+        <w:widowControl/>
+      </w:pPr>
+      <w:r>
+        <w:t>Sənaye şəhərlərinə köç sürətləndi. Kəndlərdə satılan məhsulların qiymətinə ölkənin başqa yerlərindəki tələb və qiymətlər daha çox təsir etməyə başladı.</w:t>
+      </w:r>
+    </w:p>
+    <w:p>
+      <w:pPr>
+        <w:pStyle w:val="Heading1"/>
+        <w:widowControl/>
+      </w:pPr>
+      <w:r>
+        <w:t>Bu inkişafın ağır nəticələri də vardı: qəzalar baş verir, lokomotivlərin tüstüsü havanı çirkləndirir, yol tikintisi zamanı bəzi insanlar torpaqlarından məhrum edilirdi.</w:t>
+      </w:r>
+    </w:p>
+    <w:p>
+      <w:pPr>
+        <w:pStyle w:val="Heading1"/>
+        <w:widowControl/>
+      </w:pPr>
+      <w:r>
+        <w:t>Bir əsrdən artıq müddətdə insanların çoxu üçün uzağa sürətlə getməyin əsas yolu qatar idi. Cədvəl üzrə gəlib-gedən qatarlar gündəlik həyata yeni sürət və nizam gətirdi.</w:t>
       </w:r>
     </w:p>
     <w:p>
@@ -217,7 +367,7 @@
         <w:rPr>
           <w:sz w:val="20"/>
         </w:rPr>
-        <w:t>A Kitablar və əsas elmi əsərlər</w:t>
+        <w:t>Kitablar və əsas elmi əsərlər</w:t>
       </w:r>
     </w:p>
     <w:p>
@@ -240,7 +390,7 @@
         <w:rPr>
           <w:sz w:val="20"/>
         </w:rPr>
-        <w:t>C Qurumların materialları və ensiklopedik mənbələr</w:t>
+        <w:t>Qurumların materialları və ensiklopedik mənbələr</w:t>
       </w:r>
     </w:p>
     <w:p>
@@ -300,7 +450,7 @@
         <w:rPr>
           <w:sz w:val="20"/>
         </w:rPr>
-        <w:t>D Muzey arxiv və kitabxana materialları</w:t>
+        <w:t>Muzey arxiv və kitabxana materialları</w:t>
       </w:r>
     </w:p>
     <w:p>
@@ -336,7 +486,7 @@
         <w:rPr>
           <w:sz w:val="20"/>
         </w:rPr>
-        <w:t>J Mətbuat elmi kütləvi nəşrlər və ümumi mənbələr</w:t>
+        <w:t>Mətbuat elmi kütləvi nəşrlər və ümumi mənbələr</w:t>
       </w:r>
     </w:p>
     <w:p>
